--- a/organisation/reference.docx
+++ b/organisation/reference.docx
@@ -2,6 +2,104 @@
 <file path=word/document.xml><?xml version="1.0" encoding="utf-8"?>
 <w:document xmlns:wpc="http://schemas.microsoft.com/office/word/2010/wordprocessingCanvas" xmlns:cx="http://schemas.microsoft.com/office/drawing/2014/chartex" xmlns:cx1="http://schemas.microsoft.com/office/drawing/2015/9/8/chartex" xmlns:cx2="http://schemas.microsoft.com/office/drawing/2015/10/21/chartex" xmlns:cx3="http://schemas.microsoft.com/office/drawing/2016/5/9/chartex" xmlns:cx4="http://schemas.microsoft.com/office/drawing/2016/5/10/chartex" xmlns:cx5="http://schemas.microsoft.com/office/drawing/2016/5/11/chartex" xmlns:cx6="http://schemas.microsoft.com/office/drawing/2016/5/12/chartex" xmlns:cx7="http://schemas.microsoft.com/office/drawing/2016/5/13/chartex" xmlns:cx8="http://schemas.microsoft.com/office/drawing/2016/5/14/chartex" xmlns:mc="http://schemas.openxmlformats.org/markup-compatibility/2006" xmlns:aink="http://schemas.microsoft.com/office/drawing/2016/ink" xmlns:am3d="http://schemas.microsoft.com/office/drawing/2017/model3d" xmlns:o="urn:schemas-microsoft-com:office:office" xmlns:oel="http://schemas.microsoft.com/office/2019/extlst" xmlns:r="http://schemas.openxmlformats.org/officeDocument/2006/relationships" xmlns:m="http://schemas.openxmlformats.org/officeDocument/2006/math" xmlns:v="urn:schemas-microsoft-com:vml" xmlns:wp14="http://schemas.microsoft.com/office/word/2010/wordprocessingDrawing" xmlns:wp="http://schemas.openxmlformats.org/drawingml/2006/wordprocessingDrawing" xmlns:w10="urn:schemas-microsoft-com:office:word" xmlns:w="http://schemas.openxmlformats.org/wordprocessingml/2006/main" xmlns:w14="http://schemas.microsoft.com/office/word/2010/wordml" xmlns:w15="http://schemas.microsoft.com/office/word/2012/wordml" xmlns:w16cex="http://schemas.microsoft.com/office/word/2018/wordml/cex" xmlns:w16cid="http://schemas.microsoft.com/office/word/2016/wordml/cid" xmlns:w16="http://schemas.microsoft.com/office/word/2018/wordml" xmlns:w16du="http://schemas.microsoft.com/office/word/2023/wordml/word16du" xmlns:w16sdtdh="http://schemas.microsoft.com/office/word/2020/wordml/sdtdatahash" xmlns:w16sdtfl="http://schemas.microsoft.com/office/word/2024/wordml/sdtformatlock" xmlns:w16se="http://schemas.microsoft.com/office/word/2015/wordml/symex" xmlns:wpg="http://schemas.microsoft.com/office/word/2010/wordprocessingGroup" xmlns:wpi="http://schemas.microsoft.com/office/word/2010/wordprocessingInk" xmlns:wne="http://schemas.microsoft.com/office/word/2006/wordml" xmlns:wps="http://schemas.microsoft.com/office/word/2010/wordprocessingShape" mc:Ignorable="w14 w15 w16se w16cid w16 w16cex w16sdtdh w16sdtfl w16du wp14">
   <w:body>
+    <w:tbl>
+      <w:tblPr>
+        <w:tblStyle w:val="PlainTable1"/>
+        <w:tblW w:w="0" w:type="auto"/>
+        <w:tblLook w:val="04A0" w:firstRow="1" w:lastRow="0" w:firstColumn="1" w:lastColumn="0" w:noHBand="0" w:noVBand="1"/>
+      </w:tblPr>
+      <w:tblGrid>
+        <w:gridCol w:w="222"/>
+        <w:gridCol w:w="222"/>
+        <w:gridCol w:w="222"/>
+        <w:gridCol w:w="222"/>
+        <w:gridCol w:w="222"/>
+        <w:gridCol w:w="222"/>
+        <w:gridCol w:w="222"/>
+      </w:tblGrid>
+      <w:tr>
+        <w:trPr>
+          <w:cnfStyle w:val="100000000000" w:firstRow="1" w:lastRow="0" w:firstColumn="0" w:lastColumn="0" w:oddVBand="0" w:evenVBand="0" w:oddHBand="0" w:evenHBand="0" w:firstRowFirstColumn="0" w:firstRowLastColumn="0" w:lastRowFirstColumn="0" w:lastRowLastColumn="0"/>
+        </w:trPr>
+        <w:tc>
+          <w:tcPr>
+            <w:cnfStyle w:val="001000000000" w:firstRow="0" w:lastRow="0" w:firstColumn="1" w:lastColumn="0" w:oddVBand="0" w:evenVBand="0" w:oddHBand="0" w:evenHBand="0" w:firstRowFirstColumn="0" w:firstRowLastColumn="0" w:lastRowFirstColumn="0" w:lastRowLastColumn="0"/>
+            <w:tcW w:w="0" w:type="auto"/>
+          </w:tcPr>
+          <w:p>
+            <w:pPr>
+              <w:pStyle w:val="TOCHeading"/>
+            </w:pPr>
+          </w:p>
+        </w:tc>
+        <w:tc>
+          <w:tcPr>
+            <w:tcW w:w="0" w:type="auto"/>
+          </w:tcPr>
+          <w:p>
+            <w:pPr>
+              <w:pStyle w:val="TOCHeading"/>
+              <w:cnfStyle w:val="100000000000" w:firstRow="1" w:lastRow="0" w:firstColumn="0" w:lastColumn="0" w:oddVBand="0" w:evenVBand="0" w:oddHBand="0" w:evenHBand="0" w:firstRowFirstColumn="0" w:firstRowLastColumn="0" w:lastRowFirstColumn="0" w:lastRowLastColumn="0"/>
+            </w:pPr>
+          </w:p>
+        </w:tc>
+        <w:tc>
+          <w:tcPr>
+            <w:tcW w:w="0" w:type="auto"/>
+          </w:tcPr>
+          <w:p>
+            <w:pPr>
+              <w:pStyle w:val="TOCHeading"/>
+              <w:cnfStyle w:val="100000000000" w:firstRow="1" w:lastRow="0" w:firstColumn="0" w:lastColumn="0" w:oddVBand="0" w:evenVBand="0" w:oddHBand="0" w:evenHBand="0" w:firstRowFirstColumn="0" w:firstRowLastColumn="0" w:lastRowFirstColumn="0" w:lastRowLastColumn="0"/>
+            </w:pPr>
+          </w:p>
+        </w:tc>
+        <w:tc>
+          <w:tcPr>
+            <w:tcW w:w="0" w:type="auto"/>
+          </w:tcPr>
+          <w:p>
+            <w:pPr>
+              <w:pStyle w:val="TOCHeading"/>
+              <w:cnfStyle w:val="100000000000" w:firstRow="1" w:lastRow="0" w:firstColumn="0" w:lastColumn="0" w:oddVBand="0" w:evenVBand="0" w:oddHBand="0" w:evenHBand="0" w:firstRowFirstColumn="0" w:firstRowLastColumn="0" w:lastRowFirstColumn="0" w:lastRowLastColumn="0"/>
+            </w:pPr>
+          </w:p>
+        </w:tc>
+        <w:tc>
+          <w:tcPr>
+            <w:tcW w:w="0" w:type="auto"/>
+          </w:tcPr>
+          <w:p>
+            <w:pPr>
+              <w:pStyle w:val="TOCHeading"/>
+              <w:cnfStyle w:val="100000000000" w:firstRow="1" w:lastRow="0" w:firstColumn="0" w:lastColumn="0" w:oddVBand="0" w:evenVBand="0" w:oddHBand="0" w:evenHBand="0" w:firstRowFirstColumn="0" w:firstRowLastColumn="0" w:lastRowFirstColumn="0" w:lastRowLastColumn="0"/>
+            </w:pPr>
+          </w:p>
+        </w:tc>
+        <w:tc>
+          <w:tcPr>
+            <w:tcW w:w="0" w:type="auto"/>
+          </w:tcPr>
+          <w:p>
+            <w:pPr>
+              <w:pStyle w:val="TOCHeading"/>
+              <w:cnfStyle w:val="100000000000" w:firstRow="1" w:lastRow="0" w:firstColumn="0" w:lastColumn="0" w:oddVBand="0" w:evenVBand="0" w:oddHBand="0" w:evenHBand="0" w:firstRowFirstColumn="0" w:firstRowLastColumn="0" w:lastRowFirstColumn="0" w:lastRowLastColumn="0"/>
+            </w:pPr>
+          </w:p>
+        </w:tc>
+        <w:tc>
+          <w:tcPr>
+            <w:tcW w:w="0" w:type="auto"/>
+          </w:tcPr>
+          <w:p>
+            <w:pPr>
+              <w:pStyle w:val="TOCHeading"/>
+              <w:cnfStyle w:val="100000000000" w:firstRow="1" w:lastRow="0" w:firstColumn="0" w:lastColumn="0" w:oddVBand="0" w:evenVBand="0" w:oddHBand="0" w:evenHBand="0" w:firstRowFirstColumn="0" w:firstRowLastColumn="0" w:lastRowFirstColumn="0" w:lastRowLastColumn="0"/>
+            </w:pPr>
+          </w:p>
+        </w:tc>
+      </w:tr>
+    </w:tbl>
     <w:p>
       <w:pPr>
         <w:pStyle w:val="TOCHeading"/>
@@ -1136,6 +1234,88 @@
       <w:szCs w:val="32"/>
     </w:rPr>
   </w:style>
+  <w:style w:type="table" w:styleId="TableGrid">
+    <w:name w:val="Table Grid"/>
+    <w:basedOn w:val="TableNormal"/>
+    <w:uiPriority w:val="39"/>
+    <w:rsid w:val="006C44E4"/>
+    <w:pPr>
+      <w:spacing w:after="0" w:line="240" w:lineRule="auto"/>
+    </w:pPr>
+    <w:tblPr>
+      <w:tblBorders>
+        <w:top w:val="single" w:sz="4" w:space="0" w:color="auto"/>
+        <w:left w:val="single" w:sz="4" w:space="0" w:color="auto"/>
+        <w:bottom w:val="single" w:sz="4" w:space="0" w:color="auto"/>
+        <w:right w:val="single" w:sz="4" w:space="0" w:color="auto"/>
+        <w:insideH w:val="single" w:sz="4" w:space="0" w:color="auto"/>
+        <w:insideV w:val="single" w:sz="4" w:space="0" w:color="auto"/>
+      </w:tblBorders>
+    </w:tblPr>
+  </w:style>
+  <w:style w:type="table" w:styleId="PlainTable1">
+    <w:name w:val="Plain Table 1"/>
+    <w:basedOn w:val="TableNormal"/>
+    <w:uiPriority w:val="41"/>
+    <w:rsid w:val="006C44E4"/>
+    <w:pPr>
+      <w:spacing w:after="0" w:line="240" w:lineRule="auto"/>
+    </w:pPr>
+    <w:tblPr>
+      <w:tblStyleRowBandSize w:val="1"/>
+      <w:tblStyleColBandSize w:val="1"/>
+      <w:tblBorders>
+        <w:top w:val="single" w:sz="4" w:space="0" w:color="BFBFBF" w:themeColor="background1" w:themeShade="BF"/>
+        <w:left w:val="single" w:sz="4" w:space="0" w:color="BFBFBF" w:themeColor="background1" w:themeShade="BF"/>
+        <w:bottom w:val="single" w:sz="4" w:space="0" w:color="BFBFBF" w:themeColor="background1" w:themeShade="BF"/>
+        <w:right w:val="single" w:sz="4" w:space="0" w:color="BFBFBF" w:themeColor="background1" w:themeShade="BF"/>
+        <w:insideH w:val="single" w:sz="4" w:space="0" w:color="BFBFBF" w:themeColor="background1" w:themeShade="BF"/>
+        <w:insideV w:val="single" w:sz="4" w:space="0" w:color="BFBFBF" w:themeColor="background1" w:themeShade="BF"/>
+      </w:tblBorders>
+    </w:tblPr>
+    <w:tblStylePr w:type="firstRow">
+      <w:rPr>
+        <w:b/>
+        <w:bCs/>
+      </w:rPr>
+    </w:tblStylePr>
+    <w:tblStylePr w:type="lastRow">
+      <w:rPr>
+        <w:b/>
+        <w:bCs/>
+      </w:rPr>
+      <w:tblPr/>
+      <w:tcPr>
+        <w:tcBorders>
+          <w:top w:val="double" w:sz="4" w:space="0" w:color="BFBFBF" w:themeColor="background1" w:themeShade="BF"/>
+        </w:tcBorders>
+      </w:tcPr>
+    </w:tblStylePr>
+    <w:tblStylePr w:type="firstCol">
+      <w:rPr>
+        <w:b/>
+        <w:bCs/>
+      </w:rPr>
+    </w:tblStylePr>
+    <w:tblStylePr w:type="lastCol">
+      <w:rPr>
+        <w:b/>
+        <w:bCs/>
+      </w:rPr>
+    </w:tblStylePr>
+    <w:tblStylePr w:type="band1Vert">
+      <w:tblPr/>
+      <w:tcPr>
+        <w:shd w:val="clear" w:color="auto" w:fill="F2F2F2" w:themeFill="background1" w:themeFillShade="F2"/>
+      </w:tcPr>
+    </w:tblStylePr>
+    <w:tblStylePr w:type="band1Horz">
+      <w:tblPr/>
+      <w:tcPr>
+        <w:shd w:val="clear" w:color="auto" w:fill="F2F2F2" w:themeFill="background1" w:themeFillShade="F2"/>
+      </w:tcPr>
+    </w:tblStylePr>
+  </w:style>
 </w:styles>
 </file>
 

--- a/organisation/reference.docx
+++ b/organisation/reference.docx
@@ -29,6 +29,9 @@
           <w:p>
             <w:pPr>
               <w:pStyle w:val="TOCHeading"/>
+              <w:rPr>
+                <w:rStyle w:val="Hyperlink"/>
+              </w:rPr>
             </w:pPr>
           </w:p>
         </w:tc>
@@ -1316,6 +1319,17 @@
       </w:tcPr>
     </w:tblStylePr>
   </w:style>
+  <w:style w:type="character" w:styleId="Hyperlink">
+    <w:name w:val="Hyperlink"/>
+    <w:basedOn w:val="DefaultParagraphFont"/>
+    <w:uiPriority w:val="99"/>
+    <w:unhideWhenUsed/>
+    <w:rsid w:val="00664762"/>
+    <w:rPr>
+      <w:color w:val="45B0E1" w:themeColor="accent1" w:themeTint="99"/>
+      <w:u w:val="single"/>
+    </w:rPr>
+  </w:style>
 </w:styles>
 </file>
 
